--- a/1-Docs/Wire-Trimmer_Report.docx
+++ b/1-Docs/Wire-Trimmer_Report.docx
@@ -1,6 +1,6 @@
 
 <file path=word/document.xml><?xml version="1.0" encoding="utf-8"?>
-<w:document xmlns:wpc="http://schemas.microsoft.com/office/word/2010/wordprocessingCanvas" xmlns:cx="http://schemas.microsoft.com/office/drawing/2014/chartex" xmlns:cx1="http://schemas.microsoft.com/office/drawing/2015/9/8/chartex" xmlns:cx2="http://schemas.microsoft.com/office/drawing/2015/10/21/chartex" xmlns:cx3="http://schemas.microsoft.com/office/drawing/2016/5/9/chartex" xmlns:cx4="http://schemas.microsoft.com/office/drawing/2016/5/10/chartex" xmlns:cx5="http://schemas.microsoft.com/office/drawing/2016/5/11/chartex" xmlns:cx6="http://schemas.microsoft.com/office/drawing/2016/5/12/chartex" xmlns:cx7="http://schemas.microsoft.com/office/drawing/2016/5/13/chartex" xmlns:cx8="http://schemas.microsoft.com/office/drawing/2016/5/14/chartex" xmlns:mc="http://schemas.openxmlformats.org/markup-compatibility/2006" xmlns:aink="http://schemas.microsoft.com/office/drawing/2016/ink" xmlns:am3d="http://schemas.microsoft.com/office/drawing/2017/model3d" xmlns:o="urn:schemas-microsoft-com:office:office" xmlns:oel="http://schemas.microsoft.com/office/2019/extlst" xmlns:r="http://schemas.openxmlformats.org/officeDocument/2006/relationships" xmlns:m="http://schemas.openxmlformats.org/officeDocument/2006/math" xmlns:v="urn:schemas-microsoft-com:vml" xmlns:wp14="http://schemas.microsoft.com/office/word/2010/wordprocessingDrawing" xmlns:wp="http://schemas.openxmlformats.org/drawingml/2006/wordprocessingDrawing" xmlns:w10="urn:schemas-microsoft-com:office:word" xmlns:w="http://schemas.openxmlformats.org/wordprocessingml/2006/main" xmlns:w14="http://schemas.microsoft.com/office/word/2010/wordml" xmlns:w15="http://schemas.microsoft.com/office/word/2012/wordml" xmlns:w16cex="http://schemas.microsoft.com/office/word/2018/wordml/cex" xmlns:w16cid="http://schemas.microsoft.com/office/word/2016/wordml/cid" xmlns:w16="http://schemas.microsoft.com/office/word/2018/wordml" xmlns:w16sdtdh="http://schemas.microsoft.com/office/word/2020/wordml/sdtdatahash" xmlns:w16se="http://schemas.microsoft.com/office/word/2015/wordml/symex" xmlns:wpg="http://schemas.microsoft.com/office/word/2010/wordprocessingGroup" xmlns:wpi="http://schemas.microsoft.com/office/word/2010/wordprocessingInk" xmlns:wne="http://schemas.microsoft.com/office/word/2006/wordml" xmlns:wps="http://schemas.microsoft.com/office/word/2010/wordprocessingShape" mc:Ignorable="w14 w15 w16se w16cid w16 w16cex w16sdtdh wp14">
+<w:document xmlns:wpc="http://schemas.microsoft.com/office/word/2010/wordprocessingCanvas" xmlns:cx="http://schemas.microsoft.com/office/drawing/2014/chartex" xmlns:cx1="http://schemas.microsoft.com/office/drawing/2015/9/8/chartex" xmlns:cx2="http://schemas.microsoft.com/office/drawing/2015/10/21/chartex" xmlns:cx3="http://schemas.microsoft.com/office/drawing/2016/5/9/chartex" xmlns:cx4="http://schemas.microsoft.com/office/drawing/2016/5/10/chartex" xmlns:cx5="http://schemas.microsoft.com/office/drawing/2016/5/11/chartex" xmlns:cx6="http://schemas.microsoft.com/office/drawing/2016/5/12/chartex" xmlns:cx7="http://schemas.microsoft.com/office/drawing/2016/5/13/chartex" xmlns:cx8="http://schemas.microsoft.com/office/drawing/2016/5/14/chartex" xmlns:mc="http://schemas.openxmlformats.org/markup-compatibility/2006" xmlns:aink="http://schemas.microsoft.com/office/drawing/2016/ink" xmlns:am3d="http://schemas.microsoft.com/office/drawing/2017/model3d" xmlns:o="urn:schemas-microsoft-com:office:office" xmlns:r="http://schemas.openxmlformats.org/officeDocument/2006/relationships" xmlns:m="http://schemas.openxmlformats.org/officeDocument/2006/math" xmlns:v="urn:schemas-microsoft-com:vml" xmlns:wp14="http://schemas.microsoft.com/office/word/2010/wordprocessingDrawing" xmlns:wp="http://schemas.openxmlformats.org/drawingml/2006/wordprocessingDrawing" xmlns:w10="urn:schemas-microsoft-com:office:word" xmlns:w="http://schemas.openxmlformats.org/wordprocessingml/2006/main" xmlns:w14="http://schemas.microsoft.com/office/word/2010/wordml" xmlns:w15="http://schemas.microsoft.com/office/word/2012/wordml" xmlns:w16cex="http://schemas.microsoft.com/office/word/2018/wordml/cex" xmlns:w16cid="http://schemas.microsoft.com/office/word/2016/wordml/cid" xmlns:w16="http://schemas.microsoft.com/office/word/2018/wordml" xmlns:w16sdtdh="http://schemas.microsoft.com/office/word/2020/wordml/sdtdatahash" xmlns:w16se="http://schemas.microsoft.com/office/word/2015/wordml/symex" xmlns:wpg="http://schemas.microsoft.com/office/word/2010/wordprocessingGroup" xmlns:wpi="http://schemas.microsoft.com/office/word/2010/wordprocessingInk" xmlns:wne="http://schemas.microsoft.com/office/word/2006/wordml" xmlns:wps="http://schemas.microsoft.com/office/word/2010/wordprocessingShape" mc:Ignorable="w14 w15 w16se w16cid w16 w16cex w16sdtdh wp14">
   <w:body>
     <w:p>
       <w:pPr>
@@ -155,18 +155,8 @@
           <w:sz w:val="40"/>
           <w:szCs w:val="40"/>
         </w:rPr>
-        <w:t>Wire-</w:t>
-      </w:r>
-      <w:proofErr w:type="spellStart"/>
-      <w:r>
-        <w:rPr>
-          <w:rFonts w:ascii="Algerian" w:hAnsi="Algerian"/>
-          <w:sz w:val="40"/>
-          <w:szCs w:val="40"/>
-        </w:rPr>
-        <w:t>Trimmer</w:t>
-      </w:r>
-      <w:proofErr w:type="spellEnd"/>
+        <w:t>Wire-Trimmer</w:t>
+      </w:r>
     </w:p>
     <w:p>
       <w:pPr>
@@ -357,16 +347,14 @@
               </w:rPr>
               <w:t xml:space="preserve">Daniela del Carmen </w:t>
             </w:r>
-            <w:proofErr w:type="spellStart"/>
             <w:r>
               <w:rPr>
                 <w:rFonts w:ascii="Times New Roman" w:hAnsi="Times New Roman" w:cs="Times New Roman"/>
                 <w:sz w:val="36"/>
                 <w:szCs w:val="36"/>
               </w:rPr>
-              <w:t>Manriquez</w:t>
+              <w:t>Manríquez</w:t>
             </w:r>
-            <w:proofErr w:type="spellEnd"/>
             <w:r>
               <w:rPr>
                 <w:rFonts w:ascii="Times New Roman" w:hAnsi="Times New Roman" w:cs="Times New Roman"/>
@@ -390,6 +378,14 @@
                 <w:szCs w:val="36"/>
               </w:rPr>
             </w:pPr>
+            <w:r>
+              <w:rPr>
+                <w:rFonts w:ascii="Times New Roman" w:hAnsi="Times New Roman" w:cs="Times New Roman"/>
+                <w:sz w:val="36"/>
+                <w:szCs w:val="36"/>
+              </w:rPr>
+              <w:t>307949</w:t>
+            </w:r>
           </w:p>
         </w:tc>
       </w:tr>
@@ -557,7 +553,7 @@
           <w:szCs w:val="32"/>
         </w:rPr>
         <w:lastRenderedPageBreak/>
-        <w:t>Resumen:</w:t>
+        <w:t>Descripción</w:t>
       </w:r>
       <w:r>
         <w:rPr>
@@ -575,6 +571,102 @@
           <w:szCs w:val="28"/>
         </w:rPr>
       </w:pPr>
+      <w:r>
+        <w:rPr>
+          <w:rFonts w:ascii="Times New Roman" w:hAnsi="Times New Roman" w:cs="Times New Roman"/>
+          <w:sz w:val="28"/>
+          <w:szCs w:val="28"/>
+        </w:rPr>
+        <w:t>Se desarrollo un proyecto en equipo, que implemento los conocimientos adquiridos en la asignatura</w:t>
+      </w:r>
+      <w:r>
+        <w:rPr>
+          <w:rFonts w:ascii="Times New Roman" w:hAnsi="Times New Roman" w:cs="Times New Roman"/>
+          <w:sz w:val="28"/>
+          <w:szCs w:val="28"/>
+        </w:rPr>
+        <w:t xml:space="preserve"> a lo largo del semestre</w:t>
+      </w:r>
+      <w:r>
+        <w:rPr>
+          <w:rFonts w:ascii="Times New Roman" w:hAnsi="Times New Roman" w:cs="Times New Roman"/>
+          <w:sz w:val="28"/>
+          <w:szCs w:val="28"/>
+        </w:rPr>
+        <w:t>, tanto en la</w:t>
+      </w:r>
+      <w:r>
+        <w:rPr>
+          <w:rFonts w:ascii="Times New Roman" w:hAnsi="Times New Roman" w:cs="Times New Roman"/>
+          <w:sz w:val="28"/>
+          <w:szCs w:val="28"/>
+        </w:rPr>
+        <w:t xml:space="preserve"> parte</w:t>
+      </w:r>
+      <w:r>
+        <w:rPr>
+          <w:rFonts w:ascii="Times New Roman" w:hAnsi="Times New Roman" w:cs="Times New Roman"/>
+          <w:sz w:val="28"/>
+          <w:szCs w:val="28"/>
+        </w:rPr>
+        <w:t xml:space="preserve"> </w:t>
+      </w:r>
+      <w:r>
+        <w:rPr>
+          <w:rFonts w:ascii="Times New Roman" w:hAnsi="Times New Roman" w:cs="Times New Roman"/>
+          <w:sz w:val="28"/>
+          <w:szCs w:val="28"/>
+        </w:rPr>
+        <w:t xml:space="preserve">de </w:t>
+      </w:r>
+      <w:r>
+        <w:rPr>
+          <w:rFonts w:ascii="Times New Roman" w:hAnsi="Times New Roman" w:cs="Times New Roman"/>
+          <w:sz w:val="28"/>
+          <w:szCs w:val="28"/>
+        </w:rPr>
+        <w:t xml:space="preserve">teoría como en </w:t>
+      </w:r>
+      <w:r>
+        <w:rPr>
+          <w:rFonts w:ascii="Times New Roman" w:hAnsi="Times New Roman" w:cs="Times New Roman"/>
+          <w:sz w:val="28"/>
+          <w:szCs w:val="28"/>
+        </w:rPr>
+        <w:t>la</w:t>
+      </w:r>
+      <w:r>
+        <w:rPr>
+          <w:rFonts w:ascii="Times New Roman" w:hAnsi="Times New Roman" w:cs="Times New Roman"/>
+          <w:sz w:val="28"/>
+          <w:szCs w:val="28"/>
+        </w:rPr>
+        <w:t xml:space="preserve"> </w:t>
+      </w:r>
+      <w:r>
+        <w:rPr>
+          <w:rFonts w:ascii="Times New Roman" w:hAnsi="Times New Roman" w:cs="Times New Roman"/>
+          <w:sz w:val="28"/>
+          <w:szCs w:val="28"/>
+        </w:rPr>
+        <w:t>parte práctica. Para ello, se utilizaron los conocimientos en el uso de la comunicación serial, el uso de motores, el manejo de estradas y salidas de datos, así como el conocimiento en la programación orientada a objetos y el uso de interrupciones</w:t>
+      </w:r>
+      <w:r>
+        <w:rPr>
+          <w:rFonts w:ascii="Times New Roman" w:hAnsi="Times New Roman" w:cs="Times New Roman"/>
+          <w:sz w:val="28"/>
+          <w:szCs w:val="28"/>
+        </w:rPr>
+        <w:t>.</w:t>
+      </w:r>
+      <w:r>
+        <w:rPr>
+          <w:rFonts w:ascii="Times New Roman" w:hAnsi="Times New Roman" w:cs="Times New Roman"/>
+          <w:sz w:val="28"/>
+          <w:szCs w:val="28"/>
+        </w:rPr>
+        <w:cr/>
+      </w:r>
     </w:p>
     <w:p>
       <w:pPr>
@@ -595,8 +687,697 @@
           <w:sz w:val="32"/>
           <w:szCs w:val="32"/>
         </w:rPr>
-        <w:t>Introducción:</w:t>
-      </w:r>
+        <w:t>Objetivos</w:t>
+      </w:r>
+    </w:p>
+    <w:p>
+      <w:pPr>
+        <w:jc w:val="both"/>
+        <w:rPr>
+          <w:rFonts w:ascii="Times New Roman" w:hAnsi="Times New Roman" w:cs="Times New Roman"/>
+          <w:sz w:val="28"/>
+          <w:szCs w:val="28"/>
+        </w:rPr>
+      </w:pPr>
+      <w:r>
+        <w:rPr>
+          <w:rFonts w:ascii="Times New Roman" w:hAnsi="Times New Roman" w:cs="Times New Roman"/>
+          <w:sz w:val="28"/>
+          <w:szCs w:val="28"/>
+        </w:rPr>
+        <w:t>La elaboración de</w:t>
+      </w:r>
+      <w:r>
+        <w:rPr>
+          <w:rFonts w:ascii="Times New Roman" w:hAnsi="Times New Roman" w:cs="Times New Roman"/>
+          <w:sz w:val="28"/>
+          <w:szCs w:val="28"/>
+        </w:rPr>
+        <w:t xml:space="preserve"> una máquina automatizada capaz de cortar cable mediante el uso de motor</w:t>
+      </w:r>
+      <w:r>
+        <w:rPr>
+          <w:rFonts w:ascii="Times New Roman" w:hAnsi="Times New Roman" w:cs="Times New Roman"/>
+          <w:sz w:val="28"/>
+          <w:szCs w:val="28"/>
+        </w:rPr>
+        <w:t>es a pasos</w:t>
+      </w:r>
+      <w:r>
+        <w:rPr>
+          <w:rFonts w:ascii="Times New Roman" w:hAnsi="Times New Roman" w:cs="Times New Roman"/>
+          <w:sz w:val="28"/>
+          <w:szCs w:val="28"/>
+        </w:rPr>
+        <w:t>.</w:t>
+      </w:r>
+    </w:p>
+    <w:p>
+      <w:pPr>
+        <w:pStyle w:val="Prrafodelista"/>
+        <w:numPr>
+          <w:ilvl w:val="0"/>
+          <w:numId w:val="6"/>
+        </w:numPr>
+        <w:jc w:val="both"/>
+        <w:rPr>
+          <w:rFonts w:ascii="Times New Roman" w:hAnsi="Times New Roman" w:cs="Times New Roman"/>
+          <w:sz w:val="28"/>
+          <w:szCs w:val="28"/>
+        </w:rPr>
+      </w:pPr>
+      <w:r>
+        <w:rPr>
+          <w:rFonts w:ascii="Times New Roman" w:hAnsi="Times New Roman" w:cs="Times New Roman"/>
+          <w:sz w:val="28"/>
+          <w:szCs w:val="28"/>
+        </w:rPr>
+        <w:t>El desarrollo de</w:t>
+      </w:r>
+      <w:r>
+        <w:rPr>
+          <w:rFonts w:ascii="Times New Roman" w:hAnsi="Times New Roman" w:cs="Times New Roman"/>
+          <w:sz w:val="28"/>
+          <w:szCs w:val="28"/>
+        </w:rPr>
+        <w:t xml:space="preserve"> un programa compatible al prototipo del </w:t>
+      </w:r>
+      <w:r>
+        <w:rPr>
+          <w:rFonts w:ascii="Times New Roman" w:hAnsi="Times New Roman" w:cs="Times New Roman"/>
+          <w:sz w:val="28"/>
+          <w:szCs w:val="28"/>
+        </w:rPr>
+        <w:t>punto</w:t>
+      </w:r>
+      <w:r>
+        <w:rPr>
+          <w:rFonts w:ascii="Times New Roman" w:hAnsi="Times New Roman" w:cs="Times New Roman"/>
+          <w:sz w:val="28"/>
+          <w:szCs w:val="28"/>
+        </w:rPr>
+        <w:t xml:space="preserve"> 2. El programa</w:t>
+      </w:r>
+      <w:r>
+        <w:rPr>
+          <w:rFonts w:ascii="Times New Roman" w:hAnsi="Times New Roman" w:cs="Times New Roman"/>
+          <w:sz w:val="28"/>
+          <w:szCs w:val="28"/>
+        </w:rPr>
+        <w:t xml:space="preserve"> </w:t>
+      </w:r>
+      <w:r>
+        <w:rPr>
+          <w:rFonts w:ascii="Times New Roman" w:hAnsi="Times New Roman" w:cs="Times New Roman"/>
+          <w:sz w:val="28"/>
+          <w:szCs w:val="28"/>
+        </w:rPr>
+        <w:t xml:space="preserve">solicita al usuario la cantidad y la medida del cable que desea cortar, y luego </w:t>
+      </w:r>
+      <w:r>
+        <w:rPr>
+          <w:rFonts w:ascii="Times New Roman" w:hAnsi="Times New Roman" w:cs="Times New Roman"/>
+          <w:sz w:val="28"/>
+          <w:szCs w:val="28"/>
+        </w:rPr>
+        <w:t>envía</w:t>
+      </w:r>
+      <w:r>
+        <w:rPr>
+          <w:rFonts w:ascii="Times New Roman" w:hAnsi="Times New Roman" w:cs="Times New Roman"/>
+          <w:sz w:val="28"/>
+          <w:szCs w:val="28"/>
+        </w:rPr>
+        <w:t xml:space="preserve"> las instrucciones correspondientes a</w:t>
+      </w:r>
+      <w:r>
+        <w:rPr>
+          <w:rFonts w:ascii="Times New Roman" w:hAnsi="Times New Roman" w:cs="Times New Roman"/>
+          <w:sz w:val="28"/>
+          <w:szCs w:val="28"/>
+        </w:rPr>
+        <w:t>l</w:t>
+      </w:r>
+      <w:r>
+        <w:rPr>
+          <w:rFonts w:ascii="Times New Roman" w:hAnsi="Times New Roman" w:cs="Times New Roman"/>
+          <w:sz w:val="28"/>
+          <w:szCs w:val="28"/>
+        </w:rPr>
+        <w:t xml:space="preserve"> circuito eléctrico para que realice el corte. El programa valida los datos del usuario y m</w:t>
+      </w:r>
+      <w:r>
+        <w:rPr>
+          <w:rFonts w:ascii="Times New Roman" w:hAnsi="Times New Roman" w:cs="Times New Roman"/>
+          <w:sz w:val="28"/>
+          <w:szCs w:val="28"/>
+        </w:rPr>
+        <w:t>uestra</w:t>
+      </w:r>
+      <w:r>
+        <w:rPr>
+          <w:rFonts w:ascii="Times New Roman" w:hAnsi="Times New Roman" w:cs="Times New Roman"/>
+          <w:sz w:val="28"/>
+          <w:szCs w:val="28"/>
+        </w:rPr>
+        <w:t xml:space="preserve"> un mensaje de confirmación cuando el corte se </w:t>
+      </w:r>
+      <w:r>
+        <w:rPr>
+          <w:rFonts w:ascii="Times New Roman" w:hAnsi="Times New Roman" w:cs="Times New Roman"/>
+          <w:sz w:val="28"/>
+          <w:szCs w:val="28"/>
+        </w:rPr>
+        <w:t>comple</w:t>
+      </w:r>
+      <w:r>
+        <w:rPr>
+          <w:rFonts w:ascii="Times New Roman" w:hAnsi="Times New Roman" w:cs="Times New Roman"/>
+          <w:sz w:val="28"/>
+          <w:szCs w:val="28"/>
+        </w:rPr>
+        <w:t>tó</w:t>
+      </w:r>
+      <w:r>
+        <w:rPr>
+          <w:rFonts w:ascii="Times New Roman" w:hAnsi="Times New Roman" w:cs="Times New Roman"/>
+          <w:sz w:val="28"/>
+          <w:szCs w:val="28"/>
+        </w:rPr>
+        <w:t>.</w:t>
+      </w:r>
+    </w:p>
+    <w:p>
+      <w:pPr>
+        <w:pStyle w:val="Prrafodelista"/>
+        <w:numPr>
+          <w:ilvl w:val="0"/>
+          <w:numId w:val="6"/>
+        </w:numPr>
+        <w:jc w:val="both"/>
+        <w:rPr>
+          <w:rFonts w:ascii="Times New Roman" w:hAnsi="Times New Roman" w:cs="Times New Roman"/>
+          <w:sz w:val="28"/>
+          <w:szCs w:val="28"/>
+        </w:rPr>
+      </w:pPr>
+      <w:r>
+        <w:rPr>
+          <w:rFonts w:ascii="Times New Roman" w:hAnsi="Times New Roman" w:cs="Times New Roman"/>
+          <w:sz w:val="28"/>
+          <w:szCs w:val="28"/>
+        </w:rPr>
+        <w:t>La elaboración de</w:t>
+      </w:r>
+      <w:r>
+        <w:rPr>
+          <w:rFonts w:ascii="Times New Roman" w:hAnsi="Times New Roman" w:cs="Times New Roman"/>
+          <w:sz w:val="28"/>
+          <w:szCs w:val="28"/>
+        </w:rPr>
+        <w:t xml:space="preserve"> un prototipo funcional que </w:t>
+      </w:r>
+      <w:r>
+        <w:rPr>
+          <w:rFonts w:ascii="Times New Roman" w:hAnsi="Times New Roman" w:cs="Times New Roman"/>
+          <w:sz w:val="28"/>
+          <w:szCs w:val="28"/>
+        </w:rPr>
+        <w:t>se</w:t>
+      </w:r>
+      <w:r>
+        <w:rPr>
+          <w:rFonts w:ascii="Times New Roman" w:hAnsi="Times New Roman" w:cs="Times New Roman"/>
+          <w:sz w:val="28"/>
+          <w:szCs w:val="28"/>
+        </w:rPr>
+        <w:t xml:space="preserve"> comunica con el usuario mediante el código del </w:t>
+      </w:r>
+      <w:r>
+        <w:rPr>
+          <w:rFonts w:ascii="Times New Roman" w:hAnsi="Times New Roman" w:cs="Times New Roman"/>
+          <w:sz w:val="28"/>
+          <w:szCs w:val="28"/>
+        </w:rPr>
+        <w:t>punto</w:t>
+      </w:r>
+      <w:r>
+        <w:rPr>
+          <w:rFonts w:ascii="Times New Roman" w:hAnsi="Times New Roman" w:cs="Times New Roman"/>
+          <w:sz w:val="28"/>
+          <w:szCs w:val="28"/>
+        </w:rPr>
+        <w:t xml:space="preserve"> 1. El prototipo recib</w:t>
+      </w:r>
+      <w:r>
+        <w:rPr>
+          <w:rFonts w:ascii="Times New Roman" w:hAnsi="Times New Roman" w:cs="Times New Roman"/>
+          <w:sz w:val="28"/>
+          <w:szCs w:val="28"/>
+        </w:rPr>
+        <w:t>e</w:t>
+      </w:r>
+      <w:r>
+        <w:rPr>
+          <w:rFonts w:ascii="Times New Roman" w:hAnsi="Times New Roman" w:cs="Times New Roman"/>
+          <w:sz w:val="28"/>
+          <w:szCs w:val="28"/>
+        </w:rPr>
+        <w:t xml:space="preserve"> las señales del usuario, </w:t>
+      </w:r>
+      <w:r>
+        <w:rPr>
+          <w:rFonts w:ascii="Times New Roman" w:hAnsi="Times New Roman" w:cs="Times New Roman"/>
+          <w:sz w:val="28"/>
+          <w:szCs w:val="28"/>
+        </w:rPr>
+        <w:t xml:space="preserve">las </w:t>
+      </w:r>
+      <w:r>
+        <w:rPr>
+          <w:rFonts w:ascii="Times New Roman" w:hAnsi="Times New Roman" w:cs="Times New Roman"/>
+          <w:sz w:val="28"/>
+          <w:szCs w:val="28"/>
+        </w:rPr>
+        <w:t>procesa</w:t>
+      </w:r>
+      <w:r>
+        <w:rPr>
+          <w:rFonts w:ascii="Times New Roman" w:hAnsi="Times New Roman" w:cs="Times New Roman"/>
+          <w:sz w:val="28"/>
+          <w:szCs w:val="28"/>
+        </w:rPr>
+        <w:t xml:space="preserve"> </w:t>
+      </w:r>
+      <w:r>
+        <w:rPr>
+          <w:rFonts w:ascii="Times New Roman" w:hAnsi="Times New Roman" w:cs="Times New Roman"/>
+          <w:sz w:val="28"/>
+          <w:szCs w:val="28"/>
+        </w:rPr>
+        <w:t>adecuadamente y realiza el corte del cable según las especificaciones del usuario.</w:t>
+      </w:r>
+    </w:p>
+    <w:p>
+      <w:pPr>
+        <w:pStyle w:val="Prrafodelista"/>
+        <w:numPr>
+          <w:ilvl w:val="0"/>
+          <w:numId w:val="6"/>
+        </w:numPr>
+        <w:jc w:val="both"/>
+        <w:rPr>
+          <w:rFonts w:ascii="Times New Roman" w:hAnsi="Times New Roman" w:cs="Times New Roman"/>
+          <w:sz w:val="28"/>
+          <w:szCs w:val="28"/>
+        </w:rPr>
+      </w:pPr>
+      <w:r>
+        <w:rPr>
+          <w:rFonts w:ascii="Times New Roman" w:hAnsi="Times New Roman" w:cs="Times New Roman"/>
+          <w:sz w:val="28"/>
+          <w:szCs w:val="28"/>
+        </w:rPr>
+        <w:t>El</w:t>
+      </w:r>
+      <w:r>
+        <w:rPr>
+          <w:rFonts w:ascii="Times New Roman" w:hAnsi="Times New Roman" w:cs="Times New Roman"/>
+          <w:sz w:val="28"/>
+          <w:szCs w:val="28"/>
+        </w:rPr>
+        <w:t xml:space="preserve"> prototipo reali</w:t>
+      </w:r>
+      <w:r>
+        <w:rPr>
+          <w:rFonts w:ascii="Times New Roman" w:hAnsi="Times New Roman" w:cs="Times New Roman"/>
+          <w:sz w:val="28"/>
+          <w:szCs w:val="28"/>
+        </w:rPr>
+        <w:t>za</w:t>
+      </w:r>
+      <w:r>
+        <w:rPr>
+          <w:rFonts w:ascii="Times New Roman" w:hAnsi="Times New Roman" w:cs="Times New Roman"/>
+          <w:sz w:val="28"/>
+          <w:szCs w:val="28"/>
+        </w:rPr>
+        <w:t xml:space="preserve"> múltiples cortes del cable con distintas medidas,</w:t>
+      </w:r>
+      <w:r>
+        <w:rPr>
+          <w:rFonts w:ascii="Times New Roman" w:hAnsi="Times New Roman" w:cs="Times New Roman"/>
+          <w:sz w:val="28"/>
+          <w:szCs w:val="28"/>
+        </w:rPr>
+        <w:t xml:space="preserve"> </w:t>
+      </w:r>
+      <w:r>
+        <w:rPr>
+          <w:rFonts w:ascii="Times New Roman" w:hAnsi="Times New Roman" w:cs="Times New Roman"/>
+          <w:sz w:val="28"/>
+          <w:szCs w:val="28"/>
+        </w:rPr>
+        <w:t xml:space="preserve">según las indicaciones del usuario. El prototipo informa al usuario cuando el cable se </w:t>
+      </w:r>
+      <w:r>
+        <w:rPr>
+          <w:rFonts w:ascii="Times New Roman" w:hAnsi="Times New Roman" w:cs="Times New Roman"/>
+          <w:sz w:val="28"/>
+          <w:szCs w:val="28"/>
+        </w:rPr>
+        <w:t xml:space="preserve">ha </w:t>
+      </w:r>
+      <w:r>
+        <w:rPr>
+          <w:rFonts w:ascii="Times New Roman" w:hAnsi="Times New Roman" w:cs="Times New Roman"/>
+          <w:sz w:val="28"/>
+          <w:szCs w:val="28"/>
+        </w:rPr>
+        <w:t>agot</w:t>
+      </w:r>
+      <w:r>
+        <w:rPr>
+          <w:rFonts w:ascii="Times New Roman" w:hAnsi="Times New Roman" w:cs="Times New Roman"/>
+          <w:sz w:val="28"/>
+          <w:szCs w:val="28"/>
+        </w:rPr>
+        <w:t>ado</w:t>
+      </w:r>
+      <w:r>
+        <w:rPr>
+          <w:rFonts w:ascii="Times New Roman" w:hAnsi="Times New Roman" w:cs="Times New Roman"/>
+          <w:sz w:val="28"/>
+          <w:szCs w:val="28"/>
+        </w:rPr>
+        <w:t xml:space="preserve"> o </w:t>
+      </w:r>
+      <w:r>
+        <w:rPr>
+          <w:rFonts w:ascii="Times New Roman" w:hAnsi="Times New Roman" w:cs="Times New Roman"/>
+          <w:sz w:val="28"/>
+          <w:szCs w:val="28"/>
+        </w:rPr>
+        <w:t>es</w:t>
+      </w:r>
+      <w:r>
+        <w:rPr>
+          <w:rFonts w:ascii="Times New Roman" w:hAnsi="Times New Roman" w:cs="Times New Roman"/>
+          <w:sz w:val="28"/>
+          <w:szCs w:val="28"/>
+        </w:rPr>
+        <w:t xml:space="preserve"> insuficiente para el pedido.</w:t>
+      </w:r>
+    </w:p>
+    <w:p>
+      <w:pPr>
+        <w:jc w:val="both"/>
+        <w:rPr>
+          <w:rFonts w:ascii="Times New Roman" w:hAnsi="Times New Roman" w:cs="Times New Roman"/>
+          <w:sz w:val="28"/>
+          <w:szCs w:val="28"/>
+        </w:rPr>
+      </w:pPr>
+    </w:p>
+    <w:p>
+      <w:pPr>
+        <w:jc w:val="both"/>
+        <w:rPr>
+          <w:rFonts w:ascii="Times New Roman" w:hAnsi="Times New Roman" w:cs="Times New Roman"/>
+          <w:b/>
+          <w:bCs/>
+          <w:sz w:val="32"/>
+          <w:szCs w:val="32"/>
+        </w:rPr>
+      </w:pPr>
+      <w:r>
+        <w:rPr>
+          <w:rFonts w:ascii="Times New Roman" w:hAnsi="Times New Roman" w:cs="Times New Roman"/>
+          <w:b/>
+          <w:bCs/>
+          <w:sz w:val="32"/>
+          <w:szCs w:val="32"/>
+        </w:rPr>
+        <w:t>Marco teórico</w:t>
+      </w:r>
+    </w:p>
+    <w:p>
+      <w:pPr>
+        <w:jc w:val="both"/>
+        <w:rPr>
+          <w:rFonts w:ascii="Times New Roman" w:hAnsi="Times New Roman" w:cs="Times New Roman"/>
+          <w:sz w:val="28"/>
+          <w:szCs w:val="28"/>
+        </w:rPr>
+      </w:pPr>
+      <w:r>
+        <w:rPr>
+          <w:rFonts w:ascii="Times New Roman" w:hAnsi="Times New Roman" w:cs="Times New Roman"/>
+          <w:sz w:val="28"/>
+          <w:szCs w:val="28"/>
+        </w:rPr>
+        <w:t>Motor a pasos</w:t>
+      </w:r>
+    </w:p>
+    <w:p>
+      <w:pPr>
+        <w:jc w:val="both"/>
+        <w:rPr>
+          <w:rFonts w:ascii="Times New Roman" w:hAnsi="Times New Roman" w:cs="Times New Roman"/>
+          <w:sz w:val="28"/>
+          <w:szCs w:val="28"/>
+        </w:rPr>
+      </w:pPr>
+      <w:r>
+        <w:rPr>
+          <w:rFonts w:ascii="Times New Roman" w:hAnsi="Times New Roman" w:cs="Times New Roman"/>
+          <w:sz w:val="28"/>
+          <w:szCs w:val="28"/>
+        </w:rPr>
+        <w:t>Un motor paso a paso es un dispositivo electromecánico que convierte una serie de impulsos eléctricos en desplazamientos angulares discretos. En otras palabras, es capaz de girar una cantidad específica de grados (un paso o medio paso) según las señales de control que recibe.</w:t>
+      </w:r>
+    </w:p>
+    <w:p>
+      <w:pPr>
+        <w:jc w:val="both"/>
+        <w:rPr>
+          <w:rFonts w:ascii="Times New Roman" w:hAnsi="Times New Roman" w:cs="Times New Roman"/>
+          <w:sz w:val="28"/>
+          <w:szCs w:val="28"/>
+        </w:rPr>
+      </w:pPr>
+    </w:p>
+    <w:p>
+      <w:pPr>
+        <w:jc w:val="both"/>
+        <w:rPr>
+          <w:rFonts w:ascii="Times New Roman" w:hAnsi="Times New Roman" w:cs="Times New Roman"/>
+          <w:sz w:val="28"/>
+          <w:szCs w:val="28"/>
+        </w:rPr>
+      </w:pPr>
+      <w:r>
+        <w:rPr>
+          <w:rFonts w:ascii="Times New Roman" w:hAnsi="Times New Roman" w:cs="Times New Roman"/>
+          <w:sz w:val="28"/>
+          <w:szCs w:val="28"/>
+        </w:rPr>
+        <w:t>A diferencia de los motores convencionales, los motores paso a paso dividen un giro completo en un número de avances o pasos iguales.</w:t>
+      </w:r>
+      <w:r>
+        <w:rPr>
+          <w:rFonts w:ascii="Times New Roman" w:hAnsi="Times New Roman" w:cs="Times New Roman"/>
+          <w:sz w:val="28"/>
+          <w:szCs w:val="28"/>
+        </w:rPr>
+        <w:t xml:space="preserve"> </w:t>
+      </w:r>
+      <w:r>
+        <w:rPr>
+          <w:rFonts w:ascii="Times New Roman" w:hAnsi="Times New Roman" w:cs="Times New Roman"/>
+          <w:sz w:val="28"/>
+          <w:szCs w:val="28"/>
+        </w:rPr>
+        <w:t>Tienen diferentes bobinados en el estator, y dependiendo de cuáles se alimenten, el motor gira un cierto número de grados y luego se detiene.</w:t>
+      </w:r>
+      <w:r>
+        <w:rPr>
+          <w:rFonts w:ascii="Times New Roman" w:hAnsi="Times New Roman" w:cs="Times New Roman"/>
+          <w:sz w:val="28"/>
+          <w:szCs w:val="28"/>
+        </w:rPr>
+        <w:t xml:space="preserve"> </w:t>
+      </w:r>
+      <w:r>
+        <w:rPr>
+          <w:rFonts w:ascii="Times New Roman" w:hAnsi="Times New Roman" w:cs="Times New Roman"/>
+          <w:sz w:val="28"/>
+          <w:szCs w:val="28"/>
+        </w:rPr>
+        <w:t>Para completar un giro completo, se deben aplicar pulsos eléctricos a diferentes cables de alimentación en momentos específicos.</w:t>
+      </w:r>
+    </w:p>
+    <w:p>
+      <w:pPr>
+        <w:jc w:val="both"/>
+        <w:rPr>
+          <w:rFonts w:ascii="Times New Roman" w:hAnsi="Times New Roman" w:cs="Times New Roman"/>
+          <w:sz w:val="28"/>
+          <w:szCs w:val="28"/>
+        </w:rPr>
+      </w:pPr>
+      <w:r>
+        <w:rPr>
+          <w:rFonts w:ascii="Times New Roman" w:hAnsi="Times New Roman" w:cs="Times New Roman"/>
+          <w:sz w:val="28"/>
+          <w:szCs w:val="28"/>
+        </w:rPr>
+        <w:t>Existen dos formas principales de configurar y energizar las bobinas del estator: unipolar y bipolar.</w:t>
+      </w:r>
+    </w:p>
+    <w:p>
+      <w:pPr>
+        <w:jc w:val="both"/>
+        <w:rPr>
+          <w:rFonts w:ascii="Times New Roman" w:hAnsi="Times New Roman" w:cs="Times New Roman"/>
+          <w:sz w:val="28"/>
+          <w:szCs w:val="28"/>
+        </w:rPr>
+      </w:pPr>
+      <w:r>
+        <w:rPr>
+          <w:rFonts w:ascii="Times New Roman" w:hAnsi="Times New Roman" w:cs="Times New Roman"/>
+          <w:sz w:val="28"/>
+          <w:szCs w:val="28"/>
+        </w:rPr>
+        <w:t>Bipolar: En esta configuración, las bobinas se energizan de manera combinada, lo que proporciona más torque.</w:t>
+      </w:r>
+    </w:p>
+    <w:p>
+      <w:pPr>
+        <w:jc w:val="both"/>
+        <w:rPr>
+          <w:rFonts w:ascii="Times New Roman" w:hAnsi="Times New Roman" w:cs="Times New Roman"/>
+          <w:sz w:val="28"/>
+          <w:szCs w:val="28"/>
+        </w:rPr>
+      </w:pPr>
+    </w:p>
+    <w:p>
+      <w:pPr>
+        <w:jc w:val="both"/>
+        <w:rPr>
+          <w:rFonts w:ascii="Times New Roman" w:hAnsi="Times New Roman" w:cs="Times New Roman"/>
+          <w:b/>
+          <w:bCs/>
+          <w:sz w:val="32"/>
+          <w:szCs w:val="32"/>
+        </w:rPr>
+      </w:pPr>
+      <w:r>
+        <w:rPr>
+          <w:rFonts w:ascii="Times New Roman" w:hAnsi="Times New Roman" w:cs="Times New Roman"/>
+          <w:b/>
+          <w:bCs/>
+          <w:sz w:val="32"/>
+          <w:szCs w:val="32"/>
+        </w:rPr>
+        <w:t>Equipo y materiale</w:t>
+      </w:r>
+      <w:r>
+        <w:rPr>
+          <w:rFonts w:ascii="Times New Roman" w:hAnsi="Times New Roman" w:cs="Times New Roman"/>
+          <w:b/>
+          <w:bCs/>
+          <w:sz w:val="32"/>
+          <w:szCs w:val="32"/>
+        </w:rPr>
+        <w:t>s</w:t>
+      </w:r>
+    </w:p>
+    <w:p>
+      <w:pPr>
+        <w:jc w:val="both"/>
+        <w:rPr>
+          <w:rFonts w:ascii="Times New Roman" w:hAnsi="Times New Roman" w:cs="Times New Roman"/>
+          <w:sz w:val="28"/>
+          <w:szCs w:val="28"/>
+        </w:rPr>
+      </w:pPr>
+    </w:p>
+    <w:p>
+      <w:pPr>
+        <w:jc w:val="both"/>
+        <w:rPr>
+          <w:rFonts w:ascii="Times New Roman" w:hAnsi="Times New Roman" w:cs="Times New Roman"/>
+          <w:sz w:val="28"/>
+          <w:szCs w:val="28"/>
+        </w:rPr>
+      </w:pPr>
+    </w:p>
+    <w:p>
+      <w:pPr>
+        <w:jc w:val="both"/>
+        <w:rPr>
+          <w:rFonts w:ascii="Times New Roman" w:hAnsi="Times New Roman" w:cs="Times New Roman"/>
+          <w:b/>
+          <w:bCs/>
+          <w:sz w:val="32"/>
+          <w:szCs w:val="32"/>
+        </w:rPr>
+      </w:pPr>
+      <w:r>
+        <w:rPr>
+          <w:rFonts w:ascii="Times New Roman" w:hAnsi="Times New Roman" w:cs="Times New Roman"/>
+          <w:b/>
+          <w:bCs/>
+          <w:sz w:val="32"/>
+          <w:szCs w:val="32"/>
+        </w:rPr>
+        <w:t>Desarrollo del proyecto y resultados</w:t>
+      </w:r>
+    </w:p>
+    <w:p>
+      <w:pPr>
+        <w:jc w:val="both"/>
+        <w:rPr>
+          <w:rFonts w:ascii="Times New Roman" w:hAnsi="Times New Roman" w:cs="Times New Roman"/>
+          <w:sz w:val="28"/>
+          <w:szCs w:val="28"/>
+        </w:rPr>
+      </w:pPr>
+    </w:p>
+    <w:p>
+      <w:pPr>
+        <w:jc w:val="both"/>
+        <w:rPr>
+          <w:rFonts w:ascii="Times New Roman" w:hAnsi="Times New Roman" w:cs="Times New Roman"/>
+          <w:b/>
+          <w:bCs/>
+          <w:sz w:val="32"/>
+          <w:szCs w:val="32"/>
+        </w:rPr>
+      </w:pPr>
+      <w:r>
+        <w:rPr>
+          <w:rFonts w:ascii="Times New Roman" w:hAnsi="Times New Roman" w:cs="Times New Roman"/>
+          <w:b/>
+          <w:bCs/>
+          <w:sz w:val="32"/>
+          <w:szCs w:val="32"/>
+        </w:rPr>
+        <w:t>Conclusiones</w:t>
+      </w:r>
+    </w:p>
+    <w:p>
+      <w:pPr>
+        <w:jc w:val="both"/>
+        <w:rPr>
+          <w:rFonts w:ascii="Times New Roman" w:hAnsi="Times New Roman" w:cs="Times New Roman"/>
+          <w:sz w:val="28"/>
+          <w:szCs w:val="28"/>
+        </w:rPr>
+      </w:pPr>
     </w:p>
     <w:p>
       <w:pPr>
@@ -627,7 +1408,7 @@
 </file>
 
 <file path=word/endnotes.xml><?xml version="1.0" encoding="utf-8"?>
-<w:endnotes xmlns:wpc="http://schemas.microsoft.com/office/word/2010/wordprocessingCanvas" xmlns:cx="http://schemas.microsoft.com/office/drawing/2014/chartex" xmlns:cx1="http://schemas.microsoft.com/office/drawing/2015/9/8/chartex" xmlns:cx2="http://schemas.microsoft.com/office/drawing/2015/10/21/chartex" xmlns:cx3="http://schemas.microsoft.com/office/drawing/2016/5/9/chartex" xmlns:cx4="http://schemas.microsoft.com/office/drawing/2016/5/10/chartex" xmlns:cx5="http://schemas.microsoft.com/office/drawing/2016/5/11/chartex" xmlns:cx6="http://schemas.microsoft.com/office/drawing/2016/5/12/chartex" xmlns:cx7="http://schemas.microsoft.com/office/drawing/2016/5/13/chartex" xmlns:cx8="http://schemas.microsoft.com/office/drawing/2016/5/14/chartex" xmlns:mc="http://schemas.openxmlformats.org/markup-compatibility/2006" xmlns:aink="http://schemas.microsoft.com/office/drawing/2016/ink" xmlns:am3d="http://schemas.microsoft.com/office/drawing/2017/model3d" xmlns:o="urn:schemas-microsoft-com:office:office" xmlns:oel="http://schemas.microsoft.com/office/2019/extlst" xmlns:r="http://schemas.openxmlformats.org/officeDocument/2006/relationships" xmlns:m="http://schemas.openxmlformats.org/officeDocument/2006/math" xmlns:v="urn:schemas-microsoft-com:vml" xmlns:wp14="http://schemas.microsoft.com/office/word/2010/wordprocessingDrawing" xmlns:wp="http://schemas.openxmlformats.org/drawingml/2006/wordprocessingDrawing" xmlns:w10="urn:schemas-microsoft-com:office:word" xmlns:w="http://schemas.openxmlformats.org/wordprocessingml/2006/main" xmlns:w14="http://schemas.microsoft.com/office/word/2010/wordml" xmlns:w15="http://schemas.microsoft.com/office/word/2012/wordml" xmlns:w16cex="http://schemas.microsoft.com/office/word/2018/wordml/cex" xmlns:w16cid="http://schemas.microsoft.com/office/word/2016/wordml/cid" xmlns:w16="http://schemas.microsoft.com/office/word/2018/wordml" xmlns:w16sdtdh="http://schemas.microsoft.com/office/word/2020/wordml/sdtdatahash" xmlns:w16se="http://schemas.microsoft.com/office/word/2015/wordml/symex" xmlns:wpg="http://schemas.microsoft.com/office/word/2010/wordprocessingGroup" xmlns:wpi="http://schemas.microsoft.com/office/word/2010/wordprocessingInk" xmlns:wne="http://schemas.microsoft.com/office/word/2006/wordml" xmlns:wps="http://schemas.microsoft.com/office/word/2010/wordprocessingShape" mc:Ignorable="w14 w15 w16se w16cid w16 w16cex w16sdtdh wp14">
+<w:endnotes xmlns:wpc="http://schemas.microsoft.com/office/word/2010/wordprocessingCanvas" xmlns:cx="http://schemas.microsoft.com/office/drawing/2014/chartex" xmlns:cx1="http://schemas.microsoft.com/office/drawing/2015/9/8/chartex" xmlns:cx2="http://schemas.microsoft.com/office/drawing/2015/10/21/chartex" xmlns:cx3="http://schemas.microsoft.com/office/drawing/2016/5/9/chartex" xmlns:cx4="http://schemas.microsoft.com/office/drawing/2016/5/10/chartex" xmlns:cx5="http://schemas.microsoft.com/office/drawing/2016/5/11/chartex" xmlns:cx6="http://schemas.microsoft.com/office/drawing/2016/5/12/chartex" xmlns:cx7="http://schemas.microsoft.com/office/drawing/2016/5/13/chartex" xmlns:cx8="http://schemas.microsoft.com/office/drawing/2016/5/14/chartex" xmlns:mc="http://schemas.openxmlformats.org/markup-compatibility/2006" xmlns:aink="http://schemas.microsoft.com/office/drawing/2016/ink" xmlns:am3d="http://schemas.microsoft.com/office/drawing/2017/model3d" xmlns:o="urn:schemas-microsoft-com:office:office" xmlns:r="http://schemas.openxmlformats.org/officeDocument/2006/relationships" xmlns:m="http://schemas.openxmlformats.org/officeDocument/2006/math" xmlns:v="urn:schemas-microsoft-com:vml" xmlns:wp14="http://schemas.microsoft.com/office/word/2010/wordprocessingDrawing" xmlns:wp="http://schemas.openxmlformats.org/drawingml/2006/wordprocessingDrawing" xmlns:w10="urn:schemas-microsoft-com:office:word" xmlns:w="http://schemas.openxmlformats.org/wordprocessingml/2006/main" xmlns:w14="http://schemas.microsoft.com/office/word/2010/wordml" xmlns:w15="http://schemas.microsoft.com/office/word/2012/wordml" xmlns:w16cex="http://schemas.microsoft.com/office/word/2018/wordml/cex" xmlns:w16cid="http://schemas.microsoft.com/office/word/2016/wordml/cid" xmlns:w16="http://schemas.microsoft.com/office/word/2018/wordml" xmlns:w16sdtdh="http://schemas.microsoft.com/office/word/2020/wordml/sdtdatahash" xmlns:w16se="http://schemas.microsoft.com/office/word/2015/wordml/symex" xmlns:wpg="http://schemas.microsoft.com/office/word/2010/wordprocessingGroup" xmlns:wpi="http://schemas.microsoft.com/office/word/2010/wordprocessingInk" xmlns:wne="http://schemas.microsoft.com/office/word/2006/wordml" xmlns:wps="http://schemas.microsoft.com/office/word/2010/wordprocessingShape" mc:Ignorable="w14 w15 w16se w16cid w16 w16cex w16sdtdh wp14">
   <w:endnote w:type="separator" w:id="-1">
     <w:p>
       <w:pPr>
@@ -652,7 +1433,7 @@
 </file>
 
 <file path=word/footnotes.xml><?xml version="1.0" encoding="utf-8"?>
-<w:footnotes xmlns:wpc="http://schemas.microsoft.com/office/word/2010/wordprocessingCanvas" xmlns:cx="http://schemas.microsoft.com/office/drawing/2014/chartex" xmlns:cx1="http://schemas.microsoft.com/office/drawing/2015/9/8/chartex" xmlns:cx2="http://schemas.microsoft.com/office/drawing/2015/10/21/chartex" xmlns:cx3="http://schemas.microsoft.com/office/drawing/2016/5/9/chartex" xmlns:cx4="http://schemas.microsoft.com/office/drawing/2016/5/10/chartex" xmlns:cx5="http://schemas.microsoft.com/office/drawing/2016/5/11/chartex" xmlns:cx6="http://schemas.microsoft.com/office/drawing/2016/5/12/chartex" xmlns:cx7="http://schemas.microsoft.com/office/drawing/2016/5/13/chartex" xmlns:cx8="http://schemas.microsoft.com/office/drawing/2016/5/14/chartex" xmlns:mc="http://schemas.openxmlformats.org/markup-compatibility/2006" xmlns:aink="http://schemas.microsoft.com/office/drawing/2016/ink" xmlns:am3d="http://schemas.microsoft.com/office/drawing/2017/model3d" xmlns:o="urn:schemas-microsoft-com:office:office" xmlns:oel="http://schemas.microsoft.com/office/2019/extlst" xmlns:r="http://schemas.openxmlformats.org/officeDocument/2006/relationships" xmlns:m="http://schemas.openxmlformats.org/officeDocument/2006/math" xmlns:v="urn:schemas-microsoft-com:vml" xmlns:wp14="http://schemas.microsoft.com/office/word/2010/wordprocessingDrawing" xmlns:wp="http://schemas.openxmlformats.org/drawingml/2006/wordprocessingDrawing" xmlns:w10="urn:schemas-microsoft-com:office:word" xmlns:w="http://schemas.openxmlformats.org/wordprocessingml/2006/main" xmlns:w14="http://schemas.microsoft.com/office/word/2010/wordml" xmlns:w15="http://schemas.microsoft.com/office/word/2012/wordml" xmlns:w16cex="http://schemas.microsoft.com/office/word/2018/wordml/cex" xmlns:w16cid="http://schemas.microsoft.com/office/word/2016/wordml/cid" xmlns:w16="http://schemas.microsoft.com/office/word/2018/wordml" xmlns:w16sdtdh="http://schemas.microsoft.com/office/word/2020/wordml/sdtdatahash" xmlns:w16se="http://schemas.microsoft.com/office/word/2015/wordml/symex" xmlns:wpg="http://schemas.microsoft.com/office/word/2010/wordprocessingGroup" xmlns:wpi="http://schemas.microsoft.com/office/word/2010/wordprocessingInk" xmlns:wne="http://schemas.microsoft.com/office/word/2006/wordml" xmlns:wps="http://schemas.microsoft.com/office/word/2010/wordprocessingShape" mc:Ignorable="w14 w15 w16se w16cid w16 w16cex w16sdtdh wp14">
+<w:footnotes xmlns:wpc="http://schemas.microsoft.com/office/word/2010/wordprocessingCanvas" xmlns:cx="http://schemas.microsoft.com/office/drawing/2014/chartex" xmlns:cx1="http://schemas.microsoft.com/office/drawing/2015/9/8/chartex" xmlns:cx2="http://schemas.microsoft.com/office/drawing/2015/10/21/chartex" xmlns:cx3="http://schemas.microsoft.com/office/drawing/2016/5/9/chartex" xmlns:cx4="http://schemas.microsoft.com/office/drawing/2016/5/10/chartex" xmlns:cx5="http://schemas.microsoft.com/office/drawing/2016/5/11/chartex" xmlns:cx6="http://schemas.microsoft.com/office/drawing/2016/5/12/chartex" xmlns:cx7="http://schemas.microsoft.com/office/drawing/2016/5/13/chartex" xmlns:cx8="http://schemas.microsoft.com/office/drawing/2016/5/14/chartex" xmlns:mc="http://schemas.openxmlformats.org/markup-compatibility/2006" xmlns:aink="http://schemas.microsoft.com/office/drawing/2016/ink" xmlns:am3d="http://schemas.microsoft.com/office/drawing/2017/model3d" xmlns:o="urn:schemas-microsoft-com:office:office" xmlns:r="http://schemas.openxmlformats.org/officeDocument/2006/relationships" xmlns:m="http://schemas.openxmlformats.org/officeDocument/2006/math" xmlns:v="urn:schemas-microsoft-com:vml" xmlns:wp14="http://schemas.microsoft.com/office/word/2010/wordprocessingDrawing" xmlns:wp="http://schemas.openxmlformats.org/drawingml/2006/wordprocessingDrawing" xmlns:w10="urn:schemas-microsoft-com:office:word" xmlns:w="http://schemas.openxmlformats.org/wordprocessingml/2006/main" xmlns:w14="http://schemas.microsoft.com/office/word/2010/wordml" xmlns:w15="http://schemas.microsoft.com/office/word/2012/wordml" xmlns:w16cex="http://schemas.microsoft.com/office/word/2018/wordml/cex" xmlns:w16cid="http://schemas.microsoft.com/office/word/2016/wordml/cid" xmlns:w16="http://schemas.microsoft.com/office/word/2018/wordml" xmlns:w16sdtdh="http://schemas.microsoft.com/office/word/2020/wordml/sdtdatahash" xmlns:w16se="http://schemas.microsoft.com/office/word/2015/wordml/symex" xmlns:wpg="http://schemas.microsoft.com/office/word/2010/wordprocessingGroup" xmlns:wpi="http://schemas.microsoft.com/office/word/2010/wordprocessingInk" xmlns:wne="http://schemas.microsoft.com/office/word/2006/wordml" xmlns:wps="http://schemas.microsoft.com/office/word/2010/wordprocessingShape" mc:Ignorable="w14 w15 w16se w16cid w16 w16cex w16sdtdh wp14">
   <w:footnote w:type="separator" w:id="-1">
     <w:p>
       <w:pPr>
@@ -677,7 +1458,7 @@
 </file>
 
 <file path=word/header1.xml><?xml version="1.0" encoding="utf-8"?>
-<w:hdr xmlns:wpc="http://schemas.microsoft.com/office/word/2010/wordprocessingCanvas" xmlns:cx="http://schemas.microsoft.com/office/drawing/2014/chartex" xmlns:cx1="http://schemas.microsoft.com/office/drawing/2015/9/8/chartex" xmlns:cx2="http://schemas.microsoft.com/office/drawing/2015/10/21/chartex" xmlns:cx3="http://schemas.microsoft.com/office/drawing/2016/5/9/chartex" xmlns:cx4="http://schemas.microsoft.com/office/drawing/2016/5/10/chartex" xmlns:cx5="http://schemas.microsoft.com/office/drawing/2016/5/11/chartex" xmlns:cx6="http://schemas.microsoft.com/office/drawing/2016/5/12/chartex" xmlns:cx7="http://schemas.microsoft.com/office/drawing/2016/5/13/chartex" xmlns:cx8="http://schemas.microsoft.com/office/drawing/2016/5/14/chartex" xmlns:mc="http://schemas.openxmlformats.org/markup-compatibility/2006" xmlns:aink="http://schemas.microsoft.com/office/drawing/2016/ink" xmlns:am3d="http://schemas.microsoft.com/office/drawing/2017/model3d" xmlns:o="urn:schemas-microsoft-com:office:office" xmlns:oel="http://schemas.microsoft.com/office/2019/extlst" xmlns:r="http://schemas.openxmlformats.org/officeDocument/2006/relationships" xmlns:m="http://schemas.openxmlformats.org/officeDocument/2006/math" xmlns:v="urn:schemas-microsoft-com:vml" xmlns:wp14="http://schemas.microsoft.com/office/word/2010/wordprocessingDrawing" xmlns:wp="http://schemas.openxmlformats.org/drawingml/2006/wordprocessingDrawing" xmlns:w10="urn:schemas-microsoft-com:office:word" xmlns:w="http://schemas.openxmlformats.org/wordprocessingml/2006/main" xmlns:w14="http://schemas.microsoft.com/office/word/2010/wordml" xmlns:w15="http://schemas.microsoft.com/office/word/2012/wordml" xmlns:w16cex="http://schemas.microsoft.com/office/word/2018/wordml/cex" xmlns:w16cid="http://schemas.microsoft.com/office/word/2016/wordml/cid" xmlns:w16="http://schemas.microsoft.com/office/word/2018/wordml" xmlns:w16sdtdh="http://schemas.microsoft.com/office/word/2020/wordml/sdtdatahash" xmlns:w16se="http://schemas.microsoft.com/office/word/2015/wordml/symex" xmlns:wpg="http://schemas.microsoft.com/office/word/2010/wordprocessingGroup" xmlns:wpi="http://schemas.microsoft.com/office/word/2010/wordprocessingInk" xmlns:wne="http://schemas.microsoft.com/office/word/2006/wordml" xmlns:wps="http://schemas.microsoft.com/office/word/2010/wordprocessingShape" mc:Ignorable="w14 w15 w16se w16cid w16 w16cex w16sdtdh wp14">
+<w:hdr xmlns:wpc="http://schemas.microsoft.com/office/word/2010/wordprocessingCanvas" xmlns:cx="http://schemas.microsoft.com/office/drawing/2014/chartex" xmlns:cx1="http://schemas.microsoft.com/office/drawing/2015/9/8/chartex" xmlns:cx2="http://schemas.microsoft.com/office/drawing/2015/10/21/chartex" xmlns:cx3="http://schemas.microsoft.com/office/drawing/2016/5/9/chartex" xmlns:cx4="http://schemas.microsoft.com/office/drawing/2016/5/10/chartex" xmlns:cx5="http://schemas.microsoft.com/office/drawing/2016/5/11/chartex" xmlns:cx6="http://schemas.microsoft.com/office/drawing/2016/5/12/chartex" xmlns:cx7="http://schemas.microsoft.com/office/drawing/2016/5/13/chartex" xmlns:cx8="http://schemas.microsoft.com/office/drawing/2016/5/14/chartex" xmlns:mc="http://schemas.openxmlformats.org/markup-compatibility/2006" xmlns:aink="http://schemas.microsoft.com/office/drawing/2016/ink" xmlns:am3d="http://schemas.microsoft.com/office/drawing/2017/model3d" xmlns:o="urn:schemas-microsoft-com:office:office" xmlns:r="http://schemas.openxmlformats.org/officeDocument/2006/relationships" xmlns:m="http://schemas.openxmlformats.org/officeDocument/2006/math" xmlns:v="urn:schemas-microsoft-com:vml" xmlns:wp14="http://schemas.microsoft.com/office/word/2010/wordprocessingDrawing" xmlns:wp="http://schemas.openxmlformats.org/drawingml/2006/wordprocessingDrawing" xmlns:w10="urn:schemas-microsoft-com:office:word" xmlns:w="http://schemas.openxmlformats.org/wordprocessingml/2006/main" xmlns:w14="http://schemas.microsoft.com/office/word/2010/wordml" xmlns:w15="http://schemas.microsoft.com/office/word/2012/wordml" xmlns:w16cex="http://schemas.microsoft.com/office/word/2018/wordml/cex" xmlns:w16cid="http://schemas.microsoft.com/office/word/2016/wordml/cid" xmlns:w16="http://schemas.microsoft.com/office/word/2018/wordml" xmlns:w16sdtdh="http://schemas.microsoft.com/office/word/2020/wordml/sdtdatahash" xmlns:w16se="http://schemas.microsoft.com/office/word/2015/wordml/symex" xmlns:wpg="http://schemas.microsoft.com/office/word/2010/wordprocessingGroup" xmlns:wpi="http://schemas.microsoft.com/office/word/2010/wordprocessingInk" xmlns:wne="http://schemas.microsoft.com/office/word/2006/wordml" xmlns:wps="http://schemas.microsoft.com/office/word/2010/wordprocessingShape" mc:Ignorable="w14 w15 w16se w16cid w16 w16cex w16sdtdh wp14">
   <w:p>
     <w:pPr>
       <w:pStyle w:val="Encabezado"/>
@@ -744,7 +1525,7 @@
 </file>
 
 <file path=word/numbering.xml><?xml version="1.0" encoding="utf-8"?>
-<w:numbering xmlns:wpc="http://schemas.microsoft.com/office/word/2010/wordprocessingCanvas" xmlns:cx="http://schemas.microsoft.com/office/drawing/2014/chartex" xmlns:cx1="http://schemas.microsoft.com/office/drawing/2015/9/8/chartex" xmlns:cx2="http://schemas.microsoft.com/office/drawing/2015/10/21/chartex" xmlns:cx3="http://schemas.microsoft.com/office/drawing/2016/5/9/chartex" xmlns:cx4="http://schemas.microsoft.com/office/drawing/2016/5/10/chartex" xmlns:cx5="http://schemas.microsoft.com/office/drawing/2016/5/11/chartex" xmlns:cx6="http://schemas.microsoft.com/office/drawing/2016/5/12/chartex" xmlns:cx7="http://schemas.microsoft.com/office/drawing/2016/5/13/chartex" xmlns:cx8="http://schemas.microsoft.com/office/drawing/2016/5/14/chartex" xmlns:mc="http://schemas.openxmlformats.org/markup-compatibility/2006" xmlns:aink="http://schemas.microsoft.com/office/drawing/2016/ink" xmlns:am3d="http://schemas.microsoft.com/office/drawing/2017/model3d" xmlns:o="urn:schemas-microsoft-com:office:office" xmlns:oel="http://schemas.microsoft.com/office/2019/extlst" xmlns:r="http://schemas.openxmlformats.org/officeDocument/2006/relationships" xmlns:m="http://schemas.openxmlformats.org/officeDocument/2006/math" xmlns:v="urn:schemas-microsoft-com:vml" xmlns:wp14="http://schemas.microsoft.com/office/word/2010/wordprocessingDrawing" xmlns:wp="http://schemas.openxmlformats.org/drawingml/2006/wordprocessingDrawing" xmlns:w10="urn:schemas-microsoft-com:office:word" xmlns:w="http://schemas.openxmlformats.org/wordprocessingml/2006/main" xmlns:w14="http://schemas.microsoft.com/office/word/2010/wordml" xmlns:w15="http://schemas.microsoft.com/office/word/2012/wordml" xmlns:w16cex="http://schemas.microsoft.com/office/word/2018/wordml/cex" xmlns:w16cid="http://schemas.microsoft.com/office/word/2016/wordml/cid" xmlns:w16="http://schemas.microsoft.com/office/word/2018/wordml" xmlns:w16sdtdh="http://schemas.microsoft.com/office/word/2020/wordml/sdtdatahash" xmlns:w16se="http://schemas.microsoft.com/office/word/2015/wordml/symex" xmlns:wpg="http://schemas.microsoft.com/office/word/2010/wordprocessingGroup" xmlns:wpi="http://schemas.microsoft.com/office/word/2010/wordprocessingInk" xmlns:wne="http://schemas.microsoft.com/office/word/2006/wordml" xmlns:wps="http://schemas.microsoft.com/office/word/2010/wordprocessingShape" mc:Ignorable="w14 w15 w16se w16cid w16 w16cex w16sdtdh wp14">
+<w:numbering xmlns:wpc="http://schemas.microsoft.com/office/word/2010/wordprocessingCanvas" xmlns:cx="http://schemas.microsoft.com/office/drawing/2014/chartex" xmlns:cx1="http://schemas.microsoft.com/office/drawing/2015/9/8/chartex" xmlns:cx2="http://schemas.microsoft.com/office/drawing/2015/10/21/chartex" xmlns:cx3="http://schemas.microsoft.com/office/drawing/2016/5/9/chartex" xmlns:cx4="http://schemas.microsoft.com/office/drawing/2016/5/10/chartex" xmlns:cx5="http://schemas.microsoft.com/office/drawing/2016/5/11/chartex" xmlns:cx6="http://schemas.microsoft.com/office/drawing/2016/5/12/chartex" xmlns:cx7="http://schemas.microsoft.com/office/drawing/2016/5/13/chartex" xmlns:cx8="http://schemas.microsoft.com/office/drawing/2016/5/14/chartex" xmlns:mc="http://schemas.openxmlformats.org/markup-compatibility/2006" xmlns:aink="http://schemas.microsoft.com/office/drawing/2016/ink" xmlns:am3d="http://schemas.microsoft.com/office/drawing/2017/model3d" xmlns:o="urn:schemas-microsoft-com:office:office" xmlns:r="http://schemas.openxmlformats.org/officeDocument/2006/relationships" xmlns:m="http://schemas.openxmlformats.org/officeDocument/2006/math" xmlns:v="urn:schemas-microsoft-com:vml" xmlns:wp14="http://schemas.microsoft.com/office/word/2010/wordprocessingDrawing" xmlns:wp="http://schemas.openxmlformats.org/drawingml/2006/wordprocessingDrawing" xmlns:w10="urn:schemas-microsoft-com:office:word" xmlns:w="http://schemas.openxmlformats.org/wordprocessingml/2006/main" xmlns:w14="http://schemas.microsoft.com/office/word/2010/wordml" xmlns:w15="http://schemas.microsoft.com/office/word/2012/wordml" xmlns:w16cex="http://schemas.microsoft.com/office/word/2018/wordml/cex" xmlns:w16cid="http://schemas.microsoft.com/office/word/2016/wordml/cid" xmlns:w16="http://schemas.microsoft.com/office/word/2018/wordml" xmlns:w16sdtdh="http://schemas.microsoft.com/office/word/2020/wordml/sdtdatahash" xmlns:w16se="http://schemas.microsoft.com/office/word/2015/wordml/symex" xmlns:wpg="http://schemas.microsoft.com/office/word/2010/wordprocessingGroup" xmlns:wpi="http://schemas.microsoft.com/office/word/2010/wordprocessingInk" xmlns:wne="http://schemas.microsoft.com/office/word/2006/wordml" xmlns:wps="http://schemas.microsoft.com/office/word/2010/wordprocessingShape" mc:Ignorable="w14 w15 w16se w16cid w16 w16cex w16sdtdh wp14">
   <w:abstractNum w:abstractNumId="0" w15:restartNumberingAfterBreak="0">
     <w:nsid w:val="083169EF"/>
     <w:multiLevelType w:val="hybridMultilevel"/>
@@ -972,6 +1753,119 @@
     </w:lvl>
   </w:abstractNum>
   <w:abstractNum w:abstractNumId="2" w15:restartNumberingAfterBreak="0">
+    <w:nsid w:val="4B5547CC"/>
+    <w:multiLevelType w:val="hybridMultilevel"/>
+    <w:tmpl w:val="510C8B1E"/>
+    <w:lvl w:ilvl="0" w:tplc="080A000F">
+      <w:start w:val="1"/>
+      <w:numFmt w:val="decimal"/>
+      <w:lvlText w:val="%1."/>
+      <w:lvlJc w:val="left"/>
+      <w:pPr>
+        <w:ind w:left="720" w:hanging="360"/>
+      </w:pPr>
+      <w:rPr>
+        <w:rFonts w:hint="default"/>
+      </w:rPr>
+    </w:lvl>
+    <w:lvl w:ilvl="1" w:tplc="FFFFFFFF" w:tentative="1">
+      <w:start w:val="1"/>
+      <w:numFmt w:val="bullet"/>
+      <w:lvlText w:val="o"/>
+      <w:lvlJc w:val="left"/>
+      <w:pPr>
+        <w:ind w:left="1440" w:hanging="360"/>
+      </w:pPr>
+      <w:rPr>
+        <w:rFonts w:ascii="Courier New" w:hAnsi="Courier New" w:cs="Courier New" w:hint="default"/>
+      </w:rPr>
+    </w:lvl>
+    <w:lvl w:ilvl="2" w:tplc="FFFFFFFF" w:tentative="1">
+      <w:start w:val="1"/>
+      <w:numFmt w:val="bullet"/>
+      <w:lvlText w:val=""/>
+      <w:lvlJc w:val="left"/>
+      <w:pPr>
+        <w:ind w:left="2160" w:hanging="360"/>
+      </w:pPr>
+      <w:rPr>
+        <w:rFonts w:ascii="Wingdings" w:hAnsi="Wingdings" w:hint="default"/>
+      </w:rPr>
+    </w:lvl>
+    <w:lvl w:ilvl="3" w:tplc="FFFFFFFF" w:tentative="1">
+      <w:start w:val="1"/>
+      <w:numFmt w:val="bullet"/>
+      <w:lvlText w:val=""/>
+      <w:lvlJc w:val="left"/>
+      <w:pPr>
+        <w:ind w:left="2880" w:hanging="360"/>
+      </w:pPr>
+      <w:rPr>
+        <w:rFonts w:ascii="Symbol" w:hAnsi="Symbol" w:hint="default"/>
+      </w:rPr>
+    </w:lvl>
+    <w:lvl w:ilvl="4" w:tplc="FFFFFFFF" w:tentative="1">
+      <w:start w:val="1"/>
+      <w:numFmt w:val="bullet"/>
+      <w:lvlText w:val="o"/>
+      <w:lvlJc w:val="left"/>
+      <w:pPr>
+        <w:ind w:left="3600" w:hanging="360"/>
+      </w:pPr>
+      <w:rPr>
+        <w:rFonts w:ascii="Courier New" w:hAnsi="Courier New" w:cs="Courier New" w:hint="default"/>
+      </w:rPr>
+    </w:lvl>
+    <w:lvl w:ilvl="5" w:tplc="FFFFFFFF" w:tentative="1">
+      <w:start w:val="1"/>
+      <w:numFmt w:val="bullet"/>
+      <w:lvlText w:val=""/>
+      <w:lvlJc w:val="left"/>
+      <w:pPr>
+        <w:ind w:left="4320" w:hanging="360"/>
+      </w:pPr>
+      <w:rPr>
+        <w:rFonts w:ascii="Wingdings" w:hAnsi="Wingdings" w:hint="default"/>
+      </w:rPr>
+    </w:lvl>
+    <w:lvl w:ilvl="6" w:tplc="FFFFFFFF" w:tentative="1">
+      <w:start w:val="1"/>
+      <w:numFmt w:val="bullet"/>
+      <w:lvlText w:val=""/>
+      <w:lvlJc w:val="left"/>
+      <w:pPr>
+        <w:ind w:left="5040" w:hanging="360"/>
+      </w:pPr>
+      <w:rPr>
+        <w:rFonts w:ascii="Symbol" w:hAnsi="Symbol" w:hint="default"/>
+      </w:rPr>
+    </w:lvl>
+    <w:lvl w:ilvl="7" w:tplc="FFFFFFFF" w:tentative="1">
+      <w:start w:val="1"/>
+      <w:numFmt w:val="bullet"/>
+      <w:lvlText w:val="o"/>
+      <w:lvlJc w:val="left"/>
+      <w:pPr>
+        <w:ind w:left="5760" w:hanging="360"/>
+      </w:pPr>
+      <w:rPr>
+        <w:rFonts w:ascii="Courier New" w:hAnsi="Courier New" w:cs="Courier New" w:hint="default"/>
+      </w:rPr>
+    </w:lvl>
+    <w:lvl w:ilvl="8" w:tplc="FFFFFFFF" w:tentative="1">
+      <w:start w:val="1"/>
+      <w:numFmt w:val="bullet"/>
+      <w:lvlText w:val=""/>
+      <w:lvlJc w:val="left"/>
+      <w:pPr>
+        <w:ind w:left="6480" w:hanging="360"/>
+      </w:pPr>
+      <w:rPr>
+        <w:rFonts w:ascii="Wingdings" w:hAnsi="Wingdings" w:hint="default"/>
+      </w:rPr>
+    </w:lvl>
+  </w:abstractNum>
+  <w:abstractNum w:abstractNumId="3" w15:restartNumberingAfterBreak="0">
     <w:nsid w:val="51A60306"/>
     <w:multiLevelType w:val="hybridMultilevel"/>
     <w:tmpl w:val="7486AEF6"/>
@@ -1057,7 +1951,7 @@
       </w:pPr>
     </w:lvl>
   </w:abstractNum>
-  <w:abstractNum w:abstractNumId="3" w15:restartNumberingAfterBreak="0">
+  <w:abstractNum w:abstractNumId="4" w15:restartNumberingAfterBreak="0">
     <w:nsid w:val="52DB5F09"/>
     <w:multiLevelType w:val="hybridMultilevel"/>
     <w:tmpl w:val="7256CC32"/>
@@ -1143,17 +2037,136 @@
       </w:pPr>
     </w:lvl>
   </w:abstractNum>
-  <w:num w:numId="1" w16cid:durableId="261567423">
+  <w:abstractNum w:abstractNumId="5" w15:restartNumberingAfterBreak="0">
+    <w:nsid w:val="78AD4768"/>
+    <w:multiLevelType w:val="hybridMultilevel"/>
+    <w:tmpl w:val="2D080A94"/>
+    <w:lvl w:ilvl="0" w:tplc="080A0001">
+      <w:start w:val="1"/>
+      <w:numFmt w:val="bullet"/>
+      <w:lvlText w:val=""/>
+      <w:lvlJc w:val="left"/>
+      <w:pPr>
+        <w:ind w:left="720" w:hanging="360"/>
+      </w:pPr>
+      <w:rPr>
+        <w:rFonts w:ascii="Symbol" w:hAnsi="Symbol" w:hint="default"/>
+      </w:rPr>
+    </w:lvl>
+    <w:lvl w:ilvl="1" w:tplc="080A0003" w:tentative="1">
+      <w:start w:val="1"/>
+      <w:numFmt w:val="bullet"/>
+      <w:lvlText w:val="o"/>
+      <w:lvlJc w:val="left"/>
+      <w:pPr>
+        <w:ind w:left="1440" w:hanging="360"/>
+      </w:pPr>
+      <w:rPr>
+        <w:rFonts w:ascii="Courier New" w:hAnsi="Courier New" w:cs="Courier New" w:hint="default"/>
+      </w:rPr>
+    </w:lvl>
+    <w:lvl w:ilvl="2" w:tplc="080A0005" w:tentative="1">
+      <w:start w:val="1"/>
+      <w:numFmt w:val="bullet"/>
+      <w:lvlText w:val=""/>
+      <w:lvlJc w:val="left"/>
+      <w:pPr>
+        <w:ind w:left="2160" w:hanging="360"/>
+      </w:pPr>
+      <w:rPr>
+        <w:rFonts w:ascii="Wingdings" w:hAnsi="Wingdings" w:hint="default"/>
+      </w:rPr>
+    </w:lvl>
+    <w:lvl w:ilvl="3" w:tplc="080A0001" w:tentative="1">
+      <w:start w:val="1"/>
+      <w:numFmt w:val="bullet"/>
+      <w:lvlText w:val=""/>
+      <w:lvlJc w:val="left"/>
+      <w:pPr>
+        <w:ind w:left="2880" w:hanging="360"/>
+      </w:pPr>
+      <w:rPr>
+        <w:rFonts w:ascii="Symbol" w:hAnsi="Symbol" w:hint="default"/>
+      </w:rPr>
+    </w:lvl>
+    <w:lvl w:ilvl="4" w:tplc="080A0003" w:tentative="1">
+      <w:start w:val="1"/>
+      <w:numFmt w:val="bullet"/>
+      <w:lvlText w:val="o"/>
+      <w:lvlJc w:val="left"/>
+      <w:pPr>
+        <w:ind w:left="3600" w:hanging="360"/>
+      </w:pPr>
+      <w:rPr>
+        <w:rFonts w:ascii="Courier New" w:hAnsi="Courier New" w:cs="Courier New" w:hint="default"/>
+      </w:rPr>
+    </w:lvl>
+    <w:lvl w:ilvl="5" w:tplc="080A0005" w:tentative="1">
+      <w:start w:val="1"/>
+      <w:numFmt w:val="bullet"/>
+      <w:lvlText w:val=""/>
+      <w:lvlJc w:val="left"/>
+      <w:pPr>
+        <w:ind w:left="4320" w:hanging="360"/>
+      </w:pPr>
+      <w:rPr>
+        <w:rFonts w:ascii="Wingdings" w:hAnsi="Wingdings" w:hint="default"/>
+      </w:rPr>
+    </w:lvl>
+    <w:lvl w:ilvl="6" w:tplc="080A0001" w:tentative="1">
+      <w:start w:val="1"/>
+      <w:numFmt w:val="bullet"/>
+      <w:lvlText w:val=""/>
+      <w:lvlJc w:val="left"/>
+      <w:pPr>
+        <w:ind w:left="5040" w:hanging="360"/>
+      </w:pPr>
+      <w:rPr>
+        <w:rFonts w:ascii="Symbol" w:hAnsi="Symbol" w:hint="default"/>
+      </w:rPr>
+    </w:lvl>
+    <w:lvl w:ilvl="7" w:tplc="080A0003" w:tentative="1">
+      <w:start w:val="1"/>
+      <w:numFmt w:val="bullet"/>
+      <w:lvlText w:val="o"/>
+      <w:lvlJc w:val="left"/>
+      <w:pPr>
+        <w:ind w:left="5760" w:hanging="360"/>
+      </w:pPr>
+      <w:rPr>
+        <w:rFonts w:ascii="Courier New" w:hAnsi="Courier New" w:cs="Courier New" w:hint="default"/>
+      </w:rPr>
+    </w:lvl>
+    <w:lvl w:ilvl="8" w:tplc="080A0005" w:tentative="1">
+      <w:start w:val="1"/>
+      <w:numFmt w:val="bullet"/>
+      <w:lvlText w:val=""/>
+      <w:lvlJc w:val="left"/>
+      <w:pPr>
+        <w:ind w:left="6480" w:hanging="360"/>
+      </w:pPr>
+      <w:rPr>
+        <w:rFonts w:ascii="Wingdings" w:hAnsi="Wingdings" w:hint="default"/>
+      </w:rPr>
+    </w:lvl>
+  </w:abstractNum>
+  <w:num w:numId="1">
+    <w:abstractNumId w:val="4"/>
+  </w:num>
+  <w:num w:numId="2">
     <w:abstractNumId w:val="3"/>
   </w:num>
-  <w:num w:numId="2" w16cid:durableId="1003165179">
-    <w:abstractNumId w:val="2"/>
-  </w:num>
-  <w:num w:numId="3" w16cid:durableId="732587726">
+  <w:num w:numId="3">
     <w:abstractNumId w:val="1"/>
   </w:num>
-  <w:num w:numId="4" w16cid:durableId="1707216304">
+  <w:num w:numId="4">
     <w:abstractNumId w:val="0"/>
+  </w:num>
+  <w:num w:numId="5">
+    <w:abstractNumId w:val="5"/>
+  </w:num>
+  <w:num w:numId="6">
+    <w:abstractNumId w:val="2"/>
   </w:num>
 </w:numbering>
 </file>
@@ -1556,7 +2569,7 @@
   <w:style w:type="paragraph" w:default="1" w:styleId="Normal">
     <w:name w:val="Normal"/>
     <w:qFormat/>
-    <w:rsid w:val="00E3702B"/>
+    <w:rsid w:val="0063022F"/>
   </w:style>
   <w:style w:type="character" w:default="1" w:styleId="Fuentedeprrafopredeter">
     <w:name w:val="Default Paragraph Font"/>
